--- a/assets/docx/with_lang.docx
+++ b/assets/docx/with_lang.docx
@@ -15,7 +15,7 @@
         <w:pStyle w:val="Subtitle"/>
       </w:pPr>
       <w:r>
-        <w:t xml:space="preserve">User, 22 février 2026</w:t>
+        <w:t xml:space="preserve">User, 09 avril 2026</w:t>
       </w:r>
     </w:p>
     <w:p>

--- a/assets/docx/with_lang.docx
+++ b/assets/docx/with_lang.docx
@@ -7,7 +7,7 @@
         <w:pStyle w:val="Title"/>
       </w:pPr>
       <w:r>
-        <w:t xml:space="preserve">Language Test</w:t>
+        <w:t xml:space="preserve">Test du langage</w:t>
       </w:r>
     </w:p>
     <w:p>
@@ -15,7 +15,7 @@
         <w:pStyle w:val="Subtitle"/>
       </w:pPr>
       <w:r>
-        <w:t xml:space="preserve">User, 09 avril 2026</w:t>
+        <w:t xml:space="preserve">mardi 14 avril 2026</w:t>
       </w:r>
     </w:p>
     <w:p>
@@ -23,7 +23,19 @@
         <w:pStyle w:val="BodyText"/>
       </w:pPr>
       <w:r>
-        <w:t xml:space="preserve">This test verifies date localization in February.</w:t>
+        <w:t xml:space="preserve">J’ai un</w:t>
+      </w:r>
+      <w:r>
+        <w:t xml:space="preserve"> </w:t>
+      </w:r>
+      <w:r>
+        <w:t xml:space="preserve">“je ne sais quoi”</w:t>
+      </w:r>
+      <w:r>
+        <w:t xml:space="preserve"> </w:t>
+      </w:r>
+      <w:r>
+        <w:t xml:space="preserve">que je ne connais pas</w:t>
       </w:r>
     </w:p>
     <w:sectPr>
@@ -575,7 +587,7 @@
       <w:color w:val="1A73E8"/>
       <w:sz w:val="36"/>
       <w:szCs w:val="36"/>
-      <w:lang w:val="fr-FR"/>
+      <w:lang w:val="en-US"/>
     </w:rPr>
   </w:style>
   <w:style w:styleId="Heading2" w:type="paragraph">
@@ -735,7 +747,7 @@
       <w:color w:val="1A73E8"/>
       <w:sz w:val="38"/>
       <w:szCs w:val="38"/>
-      <w:lang w:val="fr-FR"/>
+      <w:lang w:val="en-US"/>
     </w:rPr>
   </w:style>
   <w:style w:styleId="Subtitle" w:type="paragraph">
@@ -755,7 +767,7 @@
       <w:color w:themeColor="text1" w:themeTint="A6" w:val="595959"/>
       <w:sz w:val="28"/>
       <w:szCs w:val="28"/>
-      <w:lang w:val="fr-FR"/>
+      <w:lang w:val="en-US"/>
     </w:rPr>
   </w:style>
   <w:style w:type="paragraph" w:customStyle="1" w:styleId="SourceCode">

--- a/assets/docx/with_lang.docx
+++ b/assets/docx/with_lang.docx
@@ -15,7 +15,7 @@
         <w:pStyle w:val="Subtitle"/>
       </w:pPr>
       <w:r>
-        <w:t xml:space="preserve">mardi 14 avril 2026</w:t>
+        <w:t xml:space="preserve">User, mardi 14 avril 2026</w:t>
       </w:r>
     </w:p>
     <w:p>

--- a/assets/docx/with_lang.docx
+++ b/assets/docx/with_lang.docx
@@ -15,7 +15,7 @@
         <w:pStyle w:val="Subtitle"/>
       </w:pPr>
       <w:r>
-        <w:t xml:space="preserve">User, mardi 14 avril 2026</w:t>
+        <w:t xml:space="preserve">Jean, mardi 14 avril 2026</w:t>
       </w:r>
     </w:p>
     <w:p>

--- a/assets/docx/with_lang.docx
+++ b/assets/docx/with_lang.docx
@@ -15,7 +15,15 @@
         <w:pStyle w:val="Subtitle"/>
       </w:pPr>
       <w:r>
-        <w:t xml:space="preserve">User, vendredi  5 juin 2026</w:t>
+        <w:t xml:space="preserve">User</w:t>
+      </w:r>
+    </w:p>
+    <w:p>
+      <w:pPr>
+        <w:pStyle w:val="Subtitle"/>
+      </w:pPr>
+      <w:r>
+        <w:t xml:space="preserve">29 juin 2026</w:t>
       </w:r>
     </w:p>
     <w:p>
